--- a/Threat Hunting Report Template - ClickFix RunMRU - Sentinel (EN).docx
+++ b/Threat Hunting Report Template - ClickFix RunMRU - Sentinel (EN).docx
@@ -10533,7 +10533,57 @@
           <w:szCs w:val="18"/>
           <w:rtl w:val="0"/>
         </w:rPr>
-        <w:t xml:space="preserve">Network indicators belong to the attacker’s infrastructure and are short-lived: the MSI server stopped responding the next day. The server also generates a different 511.ps1 on every download, so its hashes are no basis for detection either. Use them for blocking and retroactive searches.</w:t>
+        <w:t xml:space="preserve">Network indicators belong to the attacker’s infrastructure and are short-lived: the MSI server stopped responding the next day. The server also generates a different 511.ps1 on every download, so its hashes are no basis for detection either. Use them for blocking and retroactive searches. </w:t>
+      </w:r>
+      <w:r>
+        <w:rPr>
+          <w:rFonts w:ascii="Arial" w:cs="Arial" w:eastAsia="Arial" w:hAnsi="Arial"/>
+          <w:b w:val="1"/>
+          <w:bCs w:val="1"/>
+          <w:i w:val="1"/>
+          <w:iCs w:val="1"/>
+          <w:color w:val="666666"/>
+          <w:sz w:val="18"/>
+          <w:szCs w:val="18"/>
+          <w:rtl w:val="0"/>
+        </w:rPr>
+        <w:t xml:space="preserve">IOC liveness (passive check, 2026-10-20 · VirusTotal and urlscan.io):</w:t>
+      </w:r>
+      <w:r>
+        <w:rPr>
+          <w:rFonts w:ascii="Arial" w:cs="Arial" w:eastAsia="Arial" w:hAnsi="Arial"/>
+          <w:i w:val="1"/>
+          <w:iCs w:val="1"/>
+          <w:color w:val="666666"/>
+          <w:sz w:val="18"/>
+          <w:szCs w:val="18"/>
+          <w:rtl w:val="0"/>
+        </w:rPr>
+        <w:t xml:space="preserve"> the MSI host 86.109.75.7 (GorillaServers, US) has shown no public-web activity since the incident but still carries a malicious reputation (14/92); the second IP, 31.56.19.29 (AS Blatant, AE), was still live eight days earlier (7/92); the domain smashshape.com answers with a 403 behind Cloudflare (11/92, no Google Safe Browsing classification); and the MSI still scores 10/61, labelled </w:t>
+      </w:r>
+      <w:r>
+        <w:rPr>
+          <w:rFonts w:ascii="Arial" w:cs="Arial" w:eastAsia="Arial" w:hAnsi="Arial"/>
+          <w:i w:val="1"/>
+          <w:iCs w:val="1"/>
+          <w:color w:val="188038"/>
+          <w:sz w:val="18"/>
+          <w:szCs w:val="18"/>
+          <w:rtl w:val="0"/>
+        </w:rPr>
+        <w:t xml:space="preserve">trojan.eignyl/loader</w:t>
+      </w:r>
+      <w:r>
+        <w:rPr>
+          <w:rFonts w:ascii="Arial" w:cs="Arial" w:eastAsia="Arial" w:hAnsi="Arial"/>
+          <w:i w:val="1"/>
+          <w:iCs w:val="1"/>
+          <w:color w:val="666666"/>
+          <w:sz w:val="18"/>
+          <w:szCs w:val="18"/>
+          <w:rtl w:val="0"/>
+        </w:rPr>
+        <w:t xml:space="preserve">. Detection remains partial and lagging: that is the argument for why the hunt rests on behaviour, not on these indicators.</w:t>
       </w:r>
     </w:p>
     <w:p>

--- a/Threat Hunting Report Template - ClickFix RunMRU - Sentinel (EN).docx
+++ b/Threat Hunting Report Template - ClickFix RunMRU - Sentinel (EN).docx
@@ -10571,7 +10571,7 @@
           <w:szCs w:val="18"/>
           <w:rtl w:val="0"/>
         </w:rPr>
-        <w:t xml:space="preserve">trojan.eignyl/loader</w:t>
+        <w:t xml:space="preserve">trojan.elqnyl/loader</w:t>
       </w:r>
       <w:r>
         <w:rPr>
